--- a/data/revised_2026-10_full/tracked/v2/Biology/SS3.2_Animal_Transport/Biology_Animal_Transport_FinalExplanation_TRACKED.docx
+++ b/data/revised_2026-10_full/tracked/v2/Biology/SS3.2_Animal_Transport/Biology_Animal_Transport_FinalExplanation_TRACKED.docx
@@ -531,7 +531,7 @@
               </w:rPr>
               <w:t xml:space="preserve">Eliud Kipchoge's heart rate falls from over 170 beats per minute to about </w:t>
             </w:r>
-            <w:ins w:id="9001" w:author="Claude (AI) - proposed" w:date="2026-10-15T02:50:01Z">
+            <w:ins w:id="9001" w:author="Claude (AI) - proposed" w:date="2026-10-18T00:26:16Z">
               <w:r>
                 <w:rPr>
                   <w:rFonts w:ascii="Arial" w:cs="Arial" w:eastAsia="Arial" w:hAnsi="Arial"/>
@@ -559,7 +559,7 @@
               </w:rPr>
               <w:t xml:space="preserve">37 beats per minute</w:t>
             </w:r>
-            <w:del w:id="9002" w:author="Claude (AI) - proposed" w:date="2026-10-15T02:50:01Z">
+            <w:del w:id="9002" w:author="Claude (AI) - proposed" w:date="2026-10-18T00:26:16Z">
               <w:r>
                 <w:rPr>
                   <w:rFonts w:ascii="Arial" w:cs="Arial" w:eastAsia="Arial" w:hAnsi="Arial"/>
@@ -1071,10 +1071,10 @@
               <w:spacing w:after="40" w:before="0"/>
               <w:jc w:val="center"/>
               <w:rPr>
-                <w:ins w:id="9004" w:author="Claude (AI) - proposed" w:date="2026-10-15T02:50:01Z"/>
-              </w:rPr>
-            </w:pPr>
-            <w:ins w:id="9003" w:author="Claude (AI) - proposed" w:date="2026-10-15T02:50:01Z">
+                <w:ins w:id="9004" w:author="Claude (AI) - proposed" w:date="2026-10-18T00:26:16Z"/>
+              </w:rPr>
+            </w:pPr>
+            <w:ins w:id="9003" w:author="Claude (AI) - proposed" w:date="2026-10-18T00:26:16Z">
               <w:r>
                 <w:rPr>
                   <w:rFonts w:ascii="Arial" w:cs="Arial" w:eastAsia="Arial" w:hAnsi="Arial"/>
@@ -1111,10 +1111,10 @@
               <w:spacing w:after="40" w:before="0"/>
               <w:jc w:val="left"/>
               <w:rPr>
-                <w:ins w:id="9006" w:author="Claude (AI) - proposed" w:date="2026-10-15T02:50:01Z"/>
-              </w:rPr>
-            </w:pPr>
-            <w:ins w:id="9005" w:author="Claude (AI) - proposed" w:date="2026-10-15T02:50:01Z">
+                <w:ins w:id="9006" w:author="Claude (AI) - proposed" w:date="2026-10-18T00:26:16Z"/>
+              </w:rPr>
+            </w:pPr>
+            <w:ins w:id="9005" w:author="Claude (AI) - proposed" w:date="2026-10-18T00:26:16Z">
               <w:r>
                 <w:rPr>
                   <w:rFonts w:ascii="Arial" w:cs="Arial" w:eastAsia="Arial" w:hAnsi="Arial"/>
@@ -1154,10 +1154,10 @@
               <w:spacing w:after="40" w:before="0"/>
               <w:jc w:val="left"/>
               <w:rPr>
-                <w:ins w:id="9008" w:author="Claude (AI) - proposed" w:date="2026-10-15T02:50:01Z"/>
-              </w:rPr>
-            </w:pPr>
-            <w:ins w:id="9007" w:author="Claude (AI) - proposed" w:date="2026-10-15T02:50:01Z">
+                <w:ins w:id="9008" w:author="Claude (AI) - proposed" w:date="2026-10-18T00:26:16Z"/>
+              </w:rPr>
+            </w:pPr>
+            <w:ins w:id="9007" w:author="Claude (AI) - proposed" w:date="2026-10-18T00:26:16Z">
               <w:r>
                 <w:rPr>
                   <w:rFonts w:ascii="Arial" w:cs="Arial" w:eastAsia="Arial" w:hAnsi="Arial"/>
@@ -1180,10 +1180,10 @@
       <w:pPr>
         <w:spacing w:after="120"/>
         <w:rPr>
-          <w:ins w:id="9010" w:author="Claude (AI) - proposed" w:date="2026-10-15T02:50:01Z"/>
+          <w:ins w:id="9010" w:author="Claude (AI) - proposed" w:date="2026-10-18T00:26:16Z"/>
         </w:rPr>
       </w:pPr>
-      <w:ins w:id="9009" w:author="Claude (AI) - proposed" w:date="2026-10-15T02:50:01Z">
+      <w:ins w:id="9009" w:author="Claude (AI) - proposed" w:date="2026-10-18T00:26:16Z">
         <w:r>
           <w:t xml:space="preserve"/>
         </w:r>
@@ -1237,7 +1237,7 @@
               </w:rPr>
               <w:t xml:space="preserve">Part </w:t>
             </w:r>
-            <w:del w:id="9011" w:author="Claude (AI) - proposed" w:date="2026-10-15T02:50:01Z">
+            <w:del w:id="9011" w:author="Claude (AI) - proposed" w:date="2026-10-18T00:26:16Z">
               <w:r>
                 <w:rPr>
                   <w:rFonts w:ascii="Arial" w:cs="Arial" w:eastAsia="Arial" w:hAnsi="Arial"/>
@@ -1252,7 +1252,7 @@
                 <w:delText xml:space="preserve">5</w:delText>
               </w:r>
             </w:del>
-            <w:ins w:id="9012" w:author="Claude (AI) - proposed" w:date="2026-10-15T02:50:01Z">
+            <w:ins w:id="9012" w:author="Claude (AI) - proposed" w:date="2026-10-18T00:26:16Z">
               <w:r>
                 <w:rPr>
                   <w:rFonts w:ascii="Arial" w:cs="Arial" w:eastAsia="Arial" w:hAnsi="Arial"/>
@@ -1606,7 +1606,7 @@
               <w:spacing w:after="40" w:before="0"/>
               <w:jc w:val="left"/>
             </w:pPr>
-            <w:ins w:id="9013" w:author="Claude (AI) - proposed" w:date="2026-10-15T02:50:01Z">
+            <w:ins w:id="9013" w:author="Claude (AI) - proposed" w:date="2026-10-18T00:26:16Z">
               <w:r>
                 <w:rPr>
                   <w:rFonts w:ascii="Arial" w:cs="Arial" w:eastAsia="Arial" w:hAnsi="Arial"/>
@@ -1654,7 +1654,7 @@
               <w:spacing w:after="40" w:before="0"/>
               <w:jc w:val="left"/>
             </w:pPr>
-            <w:ins w:id="9014" w:author="Claude (AI) - proposed" w:date="2026-10-15T02:50:01Z">
+            <w:ins w:id="9014" w:author="Claude (AI) - proposed" w:date="2026-10-18T00:26:16Z">
               <w:r>
                 <w:rPr>
                   <w:rFonts w:ascii="Arial" w:cs="Arial" w:eastAsia="Arial" w:hAnsi="Arial"/>
@@ -1702,7 +1702,7 @@
               <w:spacing w:after="40" w:before="0"/>
               <w:jc w:val="left"/>
             </w:pPr>
-            <w:ins w:id="9015" w:author="Claude (AI) - proposed" w:date="2026-10-15T02:50:01Z">
+            <w:ins w:id="9015" w:author="Claude (AI) - proposed" w:date="2026-10-18T00:26:16Z">
               <w:r>
                 <w:rPr>
                   <w:rFonts w:ascii="Arial" w:cs="Arial" w:eastAsia="Arial" w:hAnsi="Arial"/>
@@ -1785,7 +1785,7 @@
               <w:spacing w:after="40" w:before="0"/>
               <w:jc w:val="left"/>
             </w:pPr>
-            <w:ins w:id="9016" w:author="Claude (AI) - proposed" w:date="2026-10-15T02:50:01Z">
+            <w:ins w:id="9016" w:author="Claude (AI) - proposed" w:date="2026-10-18T00:26:16Z">
               <w:r>
                 <w:rPr>
                   <w:rFonts w:ascii="Arial" w:cs="Arial" w:eastAsia="Arial" w:hAnsi="Arial"/>
@@ -1833,7 +1833,7 @@
               <w:spacing w:after="40" w:before="0"/>
               <w:jc w:val="left"/>
             </w:pPr>
-            <w:ins w:id="9017" w:author="Claude (AI) - proposed" w:date="2026-10-15T02:50:01Z">
+            <w:ins w:id="9017" w:author="Claude (AI) - proposed" w:date="2026-10-18T00:26:16Z">
               <w:r>
                 <w:rPr>
                   <w:rFonts w:ascii="Arial" w:cs="Arial" w:eastAsia="Arial" w:hAnsi="Arial"/>
@@ -1881,7 +1881,7 @@
               <w:spacing w:after="40" w:before="0"/>
               <w:jc w:val="left"/>
             </w:pPr>
-            <w:ins w:id="9018" w:author="Claude (AI) - proposed" w:date="2026-10-15T02:50:01Z">
+            <w:ins w:id="9018" w:author="Claude (AI) - proposed" w:date="2026-10-18T00:26:16Z">
               <w:r>
                 <w:rPr>
                   <w:rFonts w:ascii="Arial" w:cs="Arial" w:eastAsia="Arial" w:hAnsi="Arial"/>
@@ -1931,10 +1931,10 @@
               <w:spacing w:after="40" w:before="0"/>
               <w:jc w:val="left"/>
               <w:rPr>
-                <w:ins w:id="9020" w:author="Claude (AI) - proposed" w:date="2026-10-15T02:50:01Z"/>
-              </w:rPr>
-            </w:pPr>
-            <w:ins w:id="9019" w:author="Claude (AI) - proposed" w:date="2026-10-15T02:50:01Z">
+                <w:ins w:id="9020" w:author="Claude (AI) - proposed" w:date="2026-10-18T00:26:16Z"/>
+              </w:rPr>
+            </w:pPr>
+            <w:ins w:id="9019" w:author="Claude (AI) - proposed" w:date="2026-10-18T00:26:16Z">
               <w:r>
                 <w:rPr>
                   <w:rFonts w:ascii="Arial" w:cs="Arial" w:eastAsia="Arial" w:hAnsi="Arial"/>
@@ -1969,10 +1969,10 @@
               <w:spacing w:after="40" w:before="0"/>
               <w:jc w:val="left"/>
               <w:rPr>
-                <w:ins w:id="9022" w:author="Claude (AI) - proposed" w:date="2026-10-15T02:50:01Z"/>
-              </w:rPr>
-            </w:pPr>
-            <w:ins w:id="9021" w:author="Claude (AI) - proposed" w:date="2026-10-15T02:50:01Z">
+                <w:ins w:id="9022" w:author="Claude (AI) - proposed" w:date="2026-10-18T00:26:16Z"/>
+              </w:rPr>
+            </w:pPr>
+            <w:ins w:id="9021" w:author="Claude (AI) - proposed" w:date="2026-10-18T00:26:16Z">
               <w:r>
                 <w:rPr>
                   <w:rFonts w:ascii="Arial" w:cs="Arial" w:eastAsia="Arial" w:hAnsi="Arial"/>
@@ -2007,10 +2007,10 @@
               <w:spacing w:after="40" w:before="0"/>
               <w:jc w:val="left"/>
               <w:rPr>
-                <w:ins w:id="9024" w:author="Claude (AI) - proposed" w:date="2026-10-15T02:50:01Z"/>
-              </w:rPr>
-            </w:pPr>
-            <w:ins w:id="9023" w:author="Claude (AI) - proposed" w:date="2026-10-15T02:50:01Z">
+                <w:ins w:id="9024" w:author="Claude (AI) - proposed" w:date="2026-10-18T00:26:16Z"/>
+              </w:rPr>
+            </w:pPr>
+            <w:ins w:id="9023" w:author="Claude (AI) - proposed" w:date="2026-10-18T00:26:16Z">
               <w:r>
                 <w:rPr>
                   <w:rFonts w:ascii="Arial" w:cs="Arial" w:eastAsia="Arial" w:hAnsi="Arial"/>
@@ -2045,10 +2045,10 @@
               <w:spacing w:after="40" w:before="0"/>
               <w:jc w:val="left"/>
               <w:rPr>
-                <w:ins w:id="9026" w:author="Claude (AI) - proposed" w:date="2026-10-15T02:50:01Z"/>
-              </w:rPr>
-            </w:pPr>
-            <w:ins w:id="9025" w:author="Claude (AI) - proposed" w:date="2026-10-15T02:50:01Z">
+                <w:ins w:id="9026" w:author="Claude (AI) - proposed" w:date="2026-10-18T00:26:16Z"/>
+              </w:rPr>
+            </w:pPr>
+            <w:ins w:id="9025" w:author="Claude (AI) - proposed" w:date="2026-10-18T00:26:16Z">
               <w:r>
                 <w:rPr>
                   <w:rFonts w:ascii="Arial" w:cs="Arial" w:eastAsia="Arial" w:hAnsi="Arial"/>
@@ -2118,7 +2118,7 @@
               <w:spacing w:after="40" w:before="0"/>
               <w:jc w:val="left"/>
             </w:pPr>
-            <w:ins w:id="9027" w:author="Claude (AI) - proposed" w:date="2026-10-15T02:50:01Z">
+            <w:ins w:id="9027" w:author="Claude (AI) - proposed" w:date="2026-10-18T00:26:16Z">
               <w:r>
                 <w:rPr>
                   <w:rFonts w:ascii="Arial" w:cs="Arial" w:eastAsia="Arial" w:hAnsi="Arial"/>
@@ -2166,7 +2166,7 @@
               <w:spacing w:after="40" w:before="0"/>
               <w:jc w:val="left"/>
             </w:pPr>
-            <w:ins w:id="9028" w:author="Claude (AI) - proposed" w:date="2026-10-15T02:50:01Z">
+            <w:ins w:id="9028" w:author="Claude (AI) - proposed" w:date="2026-10-18T00:26:16Z">
               <w:r>
                 <w:rPr>
                   <w:rFonts w:ascii="Arial" w:cs="Arial" w:eastAsia="Arial" w:hAnsi="Arial"/>
@@ -2214,7 +2214,7 @@
               <w:spacing w:after="40" w:before="0"/>
               <w:jc w:val="left"/>
             </w:pPr>
-            <w:ins w:id="9029" w:author="Claude (AI) - proposed" w:date="2026-10-15T02:50:01Z">
+            <w:ins w:id="9029" w:author="Claude (AI) - proposed" w:date="2026-10-18T00:26:16Z">
               <w:r>
                 <w:rPr>
                   <w:rFonts w:ascii="Arial" w:cs="Arial" w:eastAsia="Arial" w:hAnsi="Arial"/>
@@ -2297,7 +2297,7 @@
               <w:spacing w:after="40" w:before="0"/>
               <w:jc w:val="left"/>
             </w:pPr>
-            <w:ins w:id="9030" w:author="Claude (AI) - proposed" w:date="2026-10-15T02:50:01Z">
+            <w:ins w:id="9030" w:author="Claude (AI) - proposed" w:date="2026-10-18T00:26:16Z">
               <w:r>
                 <w:rPr>
                   <w:rFonts w:ascii="Arial" w:cs="Arial" w:eastAsia="Arial" w:hAnsi="Arial"/>
@@ -2345,7 +2345,7 @@
               <w:spacing w:after="40" w:before="0"/>
               <w:jc w:val="left"/>
             </w:pPr>
-            <w:ins w:id="9031" w:author="Claude (AI) - proposed" w:date="2026-10-15T02:50:01Z">
+            <w:ins w:id="9031" w:author="Claude (AI) - proposed" w:date="2026-10-18T00:26:16Z">
               <w:r>
                 <w:rPr>
                   <w:rFonts w:ascii="Arial" w:cs="Arial" w:eastAsia="Arial" w:hAnsi="Arial"/>
@@ -2393,7 +2393,7 @@
               <w:spacing w:after="40" w:before="0"/>
               <w:jc w:val="left"/>
             </w:pPr>
-            <w:ins w:id="9032" w:author="Claude (AI) - proposed" w:date="2026-10-15T02:50:01Z">
+            <w:ins w:id="9032" w:author="Claude (AI) - proposed" w:date="2026-10-18T00:26:16Z">
               <w:r>
                 <w:rPr>
                   <w:rFonts w:ascii="Arial" w:cs="Arial" w:eastAsia="Arial" w:hAnsi="Arial"/>
@@ -2476,7 +2476,7 @@
               <w:spacing w:after="40" w:before="0"/>
               <w:jc w:val="left"/>
             </w:pPr>
-            <w:ins w:id="9033" w:author="Claude (AI) - proposed" w:date="2026-10-15T02:50:01Z">
+            <w:ins w:id="9033" w:author="Claude (AI) - proposed" w:date="2026-10-18T00:26:16Z">
               <w:r>
                 <w:rPr>
                   <w:rFonts w:ascii="Arial" w:cs="Arial" w:eastAsia="Arial" w:hAnsi="Arial"/>
@@ -2524,7 +2524,7 @@
               <w:spacing w:after="40" w:before="0"/>
               <w:jc w:val="left"/>
             </w:pPr>
-            <w:ins w:id="9034" w:author="Claude (AI) - proposed" w:date="2026-10-15T02:50:01Z">
+            <w:ins w:id="9034" w:author="Claude (AI) - proposed" w:date="2026-10-18T00:26:16Z">
               <w:r>
                 <w:rPr>
                   <w:rFonts w:ascii="Arial" w:cs="Arial" w:eastAsia="Arial" w:hAnsi="Arial"/>
@@ -2572,7 +2572,7 @@
               <w:spacing w:after="40" w:before="0"/>
               <w:jc w:val="left"/>
             </w:pPr>
-            <w:ins w:id="9035" w:author="Claude (AI) - proposed" w:date="2026-10-15T02:50:01Z">
+            <w:ins w:id="9035" w:author="Claude (AI) - proposed" w:date="2026-10-18T00:26:16Z">
               <w:r>
                 <w:rPr>
                   <w:rFonts w:ascii="Arial" w:cs="Arial" w:eastAsia="Arial" w:hAnsi="Arial"/>
@@ -2722,7 +2722,7 @@
         </w:rPr>
         <w:t xml:space="preserve">© 2026 SeaVuria and ARES. This work is licensed under a </w:t>
       </w:r>
-      <w:hyperlink w:history="1" r:id="rIdyo1tgfgntve7czpcxzz0p">
+      <w:hyperlink w:history="1" r:id="rIdbqscyu5on7epwczngsn7f">
         <w:r>
           <w:rPr>
             <w:rFonts w:ascii="Arial" w:cs="Arial" w:eastAsia="Arial" w:hAnsi="Arial"/>
@@ -2742,7 +2742,7 @@
         </w:rPr>
         <w:t xml:space="preserve"> (</w:t>
       </w:r>
-      <w:hyperlink w:history="1" r:id="rIdced8bl-ntbpd5gvi0w9oq">
+      <w:hyperlink w:history="1" r:id="rIdfg99wthcitcjjewzeuii8">
         <w:r>
           <w:rPr>
             <w:rFonts w:ascii="Arial" w:cs="Arial" w:eastAsia="Arial" w:hAnsi="Arial"/>
@@ -2762,7 +2762,7 @@
         </w:rPr>
         <w:t xml:space="preserve">). To view a copy of this license, visit </w:t>
       </w:r>
-      <w:hyperlink w:history="1" r:id="rIdxgyr6aj-zyq5ds8nnhcn9">
+      <w:hyperlink w:history="1" r:id="rIdh6ikceywpnhqzwx_he8gq">
         <w:r>
           <w:rPr>
             <w:rFonts w:ascii="Arial" w:cs="Arial" w:eastAsia="Arial" w:hAnsi="Arial"/>
